--- a/forms/5_퇴직금중간정산신청서.docx
+++ b/forms/5_퇴직금중간정산신청서.docx
@@ -427,6 +427,7 @@
             <w:r>
               <w:rPr>
                 <w:rFonts w:ascii="맑은 고딕" w:cs="맑은 고딕" w:eastAsia="맑은 고딕" w:hAnsi="맑은 고딕"/>
+                <w:color w:val="1F4E9C"/>
                 <w:sz w:val="20"/>
                 <w:szCs w:val="20"/>
               </w:rPr>
@@ -494,6 +495,7 @@
             <w:r>
               <w:rPr>
                 <w:rFonts w:ascii="맑은 고딕" w:cs="맑은 고딕" w:eastAsia="맑은 고딕" w:hAnsi="맑은 고딕"/>
+                <w:color w:val="1F4E9C"/>
                 <w:sz w:val="20"/>
                 <w:szCs w:val="20"/>
               </w:rPr>
@@ -567,6 +569,7 @@
             <w:r>
               <w:rPr>
                 <w:rFonts w:ascii="맑은 고딕" w:cs="맑은 고딕" w:eastAsia="맑은 고딕" w:hAnsi="맑은 고딕"/>
+                <w:color w:val="1F4E9C"/>
                 <w:sz w:val="20"/>
                 <w:szCs w:val="20"/>
               </w:rPr>
@@ -634,6 +637,7 @@
             <w:r>
               <w:rPr>
                 <w:rFonts w:ascii="맑은 고딕" w:cs="맑은 고딕" w:eastAsia="맑은 고딕" w:hAnsi="맑은 고딕"/>
+                <w:color w:val="1F4E9C"/>
                 <w:sz w:val="20"/>
                 <w:szCs w:val="20"/>
               </w:rPr>
@@ -707,6 +711,7 @@
             <w:r>
               <w:rPr>
                 <w:rFonts w:ascii="맑은 고딕" w:cs="맑은 고딕" w:eastAsia="맑은 고딕" w:hAnsi="맑은 고딕"/>
+                <w:color w:val="1F4E9C"/>
                 <w:sz w:val="20"/>
                 <w:szCs w:val="20"/>
               </w:rPr>
@@ -774,6 +779,7 @@
             <w:r>
               <w:rPr>
                 <w:rFonts w:ascii="맑은 고딕" w:cs="맑은 고딕" w:eastAsia="맑은 고딕" w:hAnsi="맑은 고딕"/>
+                <w:color w:val="1F4E9C"/>
                 <w:sz w:val="20"/>
                 <w:szCs w:val="20"/>
               </w:rPr>
@@ -848,6 +854,7 @@
             <w:r>
               <w:rPr>
                 <w:rFonts w:ascii="맑은 고딕" w:cs="맑은 고딕" w:eastAsia="맑은 고딕" w:hAnsi="맑은 고딕"/>
+                <w:color w:val="1F4E9C"/>
                 <w:sz w:val="20"/>
                 <w:szCs w:val="20"/>
               </w:rPr>
@@ -957,6 +964,7 @@
             <w:r>
               <w:rPr>
                 <w:rFonts w:ascii="맑은 고딕" w:cs="맑은 고딕" w:eastAsia="맑은 고딕" w:hAnsi="맑은 고딕"/>
+                <w:color w:val="1F4E9C"/>
                 <w:sz w:val="20"/>
                 <w:szCs w:val="20"/>
               </w:rPr>
@@ -1024,6 +1032,7 @@
             <w:r>
               <w:rPr>
                 <w:rFonts w:ascii="맑은 고딕" w:cs="맑은 고딕" w:eastAsia="맑은 고딕" w:hAnsi="맑은 고딕"/>
+                <w:color w:val="1F4E9C"/>
                 <w:sz w:val="20"/>
                 <w:szCs w:val="20"/>
               </w:rPr>
@@ -1200,6 +1209,7 @@
             <w:r>
               <w:rPr>
                 <w:rFonts w:ascii="맑은 고딕" w:cs="맑은 고딕" w:eastAsia="맑은 고딕" w:hAnsi="맑은 고딕"/>
+                <w:color w:val="1F4E9C"/>
                 <w:sz w:val="20"/>
                 <w:szCs w:val="20"/>
               </w:rPr>
@@ -1383,6 +1393,7 @@
             <w:r>
               <w:rPr>
                 <w:rFonts w:ascii="맑은 고딕" w:cs="맑은 고딕" w:eastAsia="맑은 고딕" w:hAnsi="맑은 고딕"/>
+                <w:color w:val="1F4E9C"/>
                 <w:sz w:val="20"/>
                 <w:szCs w:val="20"/>
               </w:rPr>
@@ -1450,6 +1461,7 @@
             <w:r>
               <w:rPr>
                 <w:rFonts w:ascii="맑은 고딕" w:cs="맑은 고딕" w:eastAsia="맑은 고딕" w:hAnsi="맑은 고딕"/>
+                <w:color w:val="1F4E9C"/>
                 <w:sz w:val="20"/>
                 <w:szCs w:val="20"/>
               </w:rPr>
@@ -1524,6 +1536,7 @@
             <w:r>
               <w:rPr>
                 <w:rFonts w:ascii="맑은 고딕" w:cs="맑은 고딕" w:eastAsia="맑은 고딕" w:hAnsi="맑은 고딕"/>
+                <w:color w:val="1F4E9C"/>
                 <w:sz w:val="20"/>
                 <w:szCs w:val="20"/>
               </w:rPr>
@@ -1601,7 +1614,7 @@
       <w:tr>
         <w:trPr>
           <w:cantSplit/>
-          <w:trHeight w:val="700" w:hRule="atLeast"/>
+          <w:trHeight w:val="600" w:hRule="atLeast"/>
         </w:trPr>
         <w:tc>
           <w:tcPr>
@@ -1660,6 +1673,15 @@
               <w:spacing w:after="0" w:before="0" w:line="276"/>
               <w:jc w:val="right"/>
             </w:pPr>
+            <w:r>
+              <w:rPr>
+                <w:rFonts w:ascii="맑은 고딕" w:cs="맑은 고딕" w:eastAsia="맑은 고딕" w:hAnsi="맑은 고딕"/>
+                <w:color w:val="1F4E9C"/>
+                <w:sz w:val="22"/>
+                <w:szCs w:val="22"/>
+              </w:rPr>
+              <w:t xml:space="preserve"/>
+            </w:r>
             <w:r>
               <w:rPr>
                 <w:rFonts w:ascii="맑은 고딕" w:cs="맑은 고딕" w:eastAsia="맑은 고딕" w:hAnsi="맑은 고딕"/>
@@ -1773,6 +1795,7 @@
             <w:r>
               <w:rPr>
                 <w:rFonts w:ascii="맑은 고딕" w:cs="맑은 고딕" w:eastAsia="맑은 고딕" w:hAnsi="맑은 고딕"/>
+                <w:color w:val="1F4E9C"/>
                 <w:sz w:val="20"/>
                 <w:szCs w:val="20"/>
               </w:rPr>
@@ -1840,6 +1863,7 @@
             <w:r>
               <w:rPr>
                 <w:rFonts w:ascii="맑은 고딕" w:cs="맑은 고딕" w:eastAsia="맑은 고딕" w:hAnsi="맑은 고딕"/>
+                <w:color w:val="1F4E9C"/>
                 <w:sz w:val="20"/>
                 <w:szCs w:val="20"/>
               </w:rPr>
@@ -1914,6 +1938,7 @@
             <w:r>
               <w:rPr>
                 <w:rFonts w:ascii="맑은 고딕" w:cs="맑은 고딕" w:eastAsia="맑은 고딕" w:hAnsi="맑은 고딕"/>
+                <w:color w:val="1F4E9C"/>
                 <w:sz w:val="20"/>
                 <w:szCs w:val="20"/>
               </w:rPr>
